--- a/PhanyasitW-EN_2026.docx
+++ b/PhanyasitW-EN_2026.docx
@@ -231,9 +231,8 @@
           <w:sz w:val="32"/>
           <w:szCs w:val="32"/>
         </w:rPr>
-        <w:t xml:space="preserve"> 58 </w:t>
-      </w:r>
-      <w:proofErr w:type="spellStart"/>
+        <w:t xml:space="preserve"> 58 Charansanitwong 77 </w:t>
+      </w:r>
       <w:r>
         <w:rPr>
           <w:rFonts w:asciiTheme="majorBidi" w:eastAsia="Sarabun" w:hAnsiTheme="majorBidi" w:cstheme="majorBidi"/>
@@ -242,9 +241,8 @@
           <w:sz w:val="32"/>
           <w:szCs w:val="32"/>
         </w:rPr>
-        <w:t>Charansanitwong</w:t>
-      </w:r>
-      <w:proofErr w:type="spellEnd"/>
+        <w:t>Soi</w:t>
+      </w:r>
       <w:r>
         <w:rPr>
           <w:rFonts w:asciiTheme="majorBidi" w:eastAsia="Sarabun" w:hAnsiTheme="majorBidi" w:cstheme="majorBidi"/>
@@ -253,9 +251,20 @@
           <w:sz w:val="32"/>
           <w:szCs w:val="32"/>
         </w:rPr>
-        <w:t xml:space="preserve"> 77 </w:t>
-      </w:r>
-      <w:r>
+        <w:t>, Bang Phlat Sub-district, Bang Phlat District, Bangkok, Thailand</w:t>
+      </w:r>
+    </w:p>
+    <w:p>
+      <w:pPr>
+        <w:widowControl w:val="0"/>
+        <w:pBdr>
+          <w:top w:val="nil"/>
+          <w:left w:val="nil"/>
+          <w:bottom w:val="nil"/>
+          <w:right w:val="nil"/>
+          <w:between w:val="nil"/>
+        </w:pBdr>
+        <w:spacing w:line="240" w:lineRule="auto"/>
         <w:rPr>
           <w:rFonts w:asciiTheme="majorBidi" w:eastAsia="Sarabun" w:hAnsiTheme="majorBidi" w:cstheme="majorBidi"/>
           <w:b/>
@@ -263,8 +272,7 @@
           <w:sz w:val="32"/>
           <w:szCs w:val="32"/>
         </w:rPr>
-        <w:t>Soi</w:t>
-      </w:r>
+      </w:pPr>
       <w:r>
         <w:rPr>
           <w:rFonts w:asciiTheme="majorBidi" w:eastAsia="Sarabun" w:hAnsiTheme="majorBidi" w:cstheme="majorBidi"/>
@@ -273,9 +281,8 @@
           <w:sz w:val="32"/>
           <w:szCs w:val="32"/>
         </w:rPr>
-        <w:t xml:space="preserve">, Bang </w:t>
-      </w:r>
-      <w:proofErr w:type="spellStart"/>
+        <w:t>Tel : 093-654-4923</w:t>
+      </w:r>
       <w:r>
         <w:rPr>
           <w:rFonts w:asciiTheme="majorBidi" w:eastAsia="Sarabun" w:hAnsiTheme="majorBidi" w:cstheme="majorBidi"/>
@@ -284,9 +291,9 @@
           <w:sz w:val="32"/>
           <w:szCs w:val="32"/>
         </w:rPr>
-        <w:t>Phlat</w:t>
-      </w:r>
-      <w:proofErr w:type="spellEnd"/>
+        <w:br/>
+        <w:t xml:space="preserve">link : </w:t>
+      </w:r>
       <w:r>
         <w:rPr>
           <w:rFonts w:asciiTheme="majorBidi" w:eastAsia="Sarabun" w:hAnsiTheme="majorBidi" w:cstheme="majorBidi"/>
@@ -295,29 +302,7 @@
           <w:sz w:val="32"/>
           <w:szCs w:val="32"/>
         </w:rPr>
-        <w:t xml:space="preserve"> Sub-district, Bang </w:t>
-      </w:r>
-      <w:proofErr w:type="spellStart"/>
-      <w:r>
-        <w:rPr>
-          <w:rFonts w:asciiTheme="majorBidi" w:eastAsia="Sarabun" w:hAnsiTheme="majorBidi" w:cstheme="majorBidi"/>
-          <w:b/>
-          <w:color w:val="000000"/>
-          <w:sz w:val="32"/>
-          <w:szCs w:val="32"/>
-        </w:rPr>
-        <w:t>Phlat</w:t>
-      </w:r>
-      <w:proofErr w:type="spellEnd"/>
-      <w:r>
-        <w:rPr>
-          <w:rFonts w:asciiTheme="majorBidi" w:eastAsia="Sarabun" w:hAnsiTheme="majorBidi" w:cstheme="majorBidi"/>
-          <w:b/>
-          <w:color w:val="000000"/>
-          <w:sz w:val="32"/>
-          <w:szCs w:val="32"/>
-        </w:rPr>
-        <w:t xml:space="preserve"> District, Bangkok, Thailand</w:t>
+        <w:t>https://phanyasit.github.io/</w:t>
       </w:r>
     </w:p>
     <w:p>
@@ -388,7 +373,6 @@
           <w:szCs w:val="32"/>
         </w:rPr>
       </w:pPr>
-      <w:proofErr w:type="gramStart"/>
       <w:r>
         <w:rPr>
           <w:rFonts w:asciiTheme="majorBidi" w:eastAsia="Sarabun" w:hAnsiTheme="majorBidi" w:cstheme="majorBidi"/>
@@ -398,19 +382,7 @@
           <w:sz w:val="32"/>
           <w:szCs w:val="32"/>
         </w:rPr>
-        <w:t>Master's Degree in Data Technology</w:t>
-      </w:r>
-      <w:proofErr w:type="gramEnd"/>
-      <w:r>
-        <w:rPr>
-          <w:rFonts w:asciiTheme="majorBidi" w:eastAsia="Sarabun" w:hAnsiTheme="majorBidi" w:cstheme="majorBidi"/>
-          <w:b/>
-          <w:bCs/>
-          <w:color w:val="000000"/>
-          <w:sz w:val="32"/>
-          <w:szCs w:val="32"/>
-        </w:rPr>
-        <w:t xml:space="preserve"> and Innovation (DTI)</w:t>
+        <w:t>Master's Degree in Data Technology and Innovation (DTI)</w:t>
       </w:r>
       <w:r>
         <w:rPr>
@@ -490,28 +462,7 @@
           <w:szCs w:val="32"/>
         </w:rPr>
         <w:br/>
-      </w:r>
-      <w:proofErr w:type="spellStart"/>
-      <w:r>
-        <w:rPr>
-          <w:rFonts w:asciiTheme="majorBidi" w:eastAsia="Sarabun" w:hAnsiTheme="majorBidi" w:cstheme="majorBidi"/>
-          <w:b/>
-          <w:color w:val="000000"/>
-          <w:sz w:val="32"/>
-          <w:szCs w:val="32"/>
-        </w:rPr>
-        <w:t>Sripatum</w:t>
-      </w:r>
-      <w:proofErr w:type="spellEnd"/>
-      <w:r>
-        <w:rPr>
-          <w:rFonts w:asciiTheme="majorBidi" w:eastAsia="Sarabun" w:hAnsiTheme="majorBidi" w:cstheme="majorBidi"/>
-          <w:b/>
-          <w:color w:val="000000"/>
-          <w:sz w:val="32"/>
-          <w:szCs w:val="32"/>
-        </w:rPr>
-        <w:t xml:space="preserve"> University, 2002</w:t>
+        <w:t>Sripatum University, 2002</w:t>
       </w:r>
     </w:p>
     <w:p>
@@ -634,7 +585,7 @@
           <w:sz w:val="32"/>
           <w:szCs w:val="32"/>
         </w:rPr>
-        <w:t>Head of Digital Backend Platform</w:t>
+        <w:t>Team Lead Automation Platform</w:t>
       </w:r>
       <w:r>
         <w:rPr>
@@ -1050,6 +1001,7 @@
           <w:sz w:val="32"/>
           <w:szCs w:val="32"/>
         </w:rPr>
+        <w:lastRenderedPageBreak/>
         <w:t>2006 – 2009</w:t>
       </w:r>
       <w:r>
@@ -1111,7 +1063,6 @@
           <w:sz w:val="32"/>
           <w:szCs w:val="32"/>
         </w:rPr>
-        <w:lastRenderedPageBreak/>
         <w:t>2005 – 2006</w:t>
       </w:r>
       <w:r>
@@ -1262,27 +1213,7 @@
           <w:sz w:val="32"/>
           <w:szCs w:val="32"/>
         </w:rPr>
-        <w:t xml:space="preserve"> – </w:t>
-      </w:r>
-      <w:proofErr w:type="spellStart"/>
-      <w:r>
-        <w:rPr>
-          <w:rFonts w:asciiTheme="majorBidi" w:eastAsia="Sarabun" w:hAnsiTheme="majorBidi" w:cstheme="majorBidi"/>
-          <w:b/>
-          <w:sz w:val="32"/>
-          <w:szCs w:val="32"/>
-        </w:rPr>
-        <w:t>Psquare</w:t>
-      </w:r>
-      <w:proofErr w:type="spellEnd"/>
-      <w:r>
-        <w:rPr>
-          <w:rFonts w:asciiTheme="majorBidi" w:eastAsia="Sarabun" w:hAnsiTheme="majorBidi" w:cstheme="majorBidi"/>
-          <w:b/>
-          <w:sz w:val="32"/>
-          <w:szCs w:val="32"/>
-        </w:rPr>
-        <w:t xml:space="preserve"> Holding</w:t>
+        <w:t xml:space="preserve"> – Psquare Holding</w:t>
       </w:r>
     </w:p>
     <w:p>
@@ -1417,7 +1348,17 @@
           <w:sz w:val="32"/>
           <w:szCs w:val="32"/>
         </w:rPr>
-        <w:t>Head of Digital Backend Platform – Auto X Co., Ltd.</w:t>
+        <w:t>Team Lead Automation Platform</w:t>
+      </w:r>
+      <w:r>
+        <w:rPr>
+          <w:rFonts w:asciiTheme="majorBidi" w:eastAsia="Sarabun" w:hAnsiTheme="majorBidi" w:cstheme="majorBidi"/>
+          <w:b/>
+          <w:bCs/>
+          <w:sz w:val="32"/>
+          <w:szCs w:val="32"/>
+        </w:rPr>
+        <w:t xml:space="preserve"> – Auto X Co., Ltd.</w:t>
       </w:r>
     </w:p>
     <w:p>
@@ -1508,25 +1449,7 @@
           <w:sz w:val="32"/>
           <w:szCs w:val="32"/>
         </w:rPr>
-        <w:t xml:space="preserve">Managed Line Official Account deployment for branches nationwide using RPA and </w:t>
-      </w:r>
-      <w:proofErr w:type="gramStart"/>
-      <w:r>
-        <w:rPr>
-          <w:rFonts w:asciiTheme="majorBidi" w:eastAsia="Sarabun" w:hAnsiTheme="majorBidi" w:cstheme="majorBidi"/>
-          <w:sz w:val="32"/>
-          <w:szCs w:val="32"/>
-        </w:rPr>
-        <w:t>Line token</w:t>
-      </w:r>
-      <w:proofErr w:type="gramEnd"/>
-      <w:r>
-        <w:rPr>
-          <w:rFonts w:asciiTheme="majorBidi" w:eastAsia="Sarabun" w:hAnsiTheme="majorBidi" w:cstheme="majorBidi"/>
-          <w:sz w:val="32"/>
-          <w:szCs w:val="32"/>
-        </w:rPr>
-        <w:t xml:space="preserve"> to generate links for employees</w:t>
+        <w:t>Managed Line Official Account deployment for branches nationwide using RPA and Line token to generate links for employees</w:t>
       </w:r>
     </w:p>
     <w:p>
@@ -1558,25 +1481,7 @@
           <w:sz w:val="32"/>
           <w:szCs w:val="32"/>
         </w:rPr>
-        <w:t xml:space="preserve">Maintained company website and updated content using </w:t>
-      </w:r>
-      <w:proofErr w:type="spellStart"/>
-      <w:r>
-        <w:rPr>
-          <w:rFonts w:asciiTheme="majorBidi" w:eastAsia="Sarabun" w:hAnsiTheme="majorBidi" w:cstheme="majorBidi"/>
-          <w:sz w:val="32"/>
-          <w:szCs w:val="32"/>
-        </w:rPr>
-        <w:t>Strapi</w:t>
-      </w:r>
-      <w:proofErr w:type="spellEnd"/>
-      <w:r>
-        <w:rPr>
-          <w:rFonts w:asciiTheme="majorBidi" w:eastAsia="Sarabun" w:hAnsiTheme="majorBidi" w:cstheme="majorBidi"/>
-          <w:sz w:val="32"/>
-          <w:szCs w:val="32"/>
-        </w:rPr>
-        <w:t xml:space="preserve"> CMS</w:t>
+        <w:t>Maintained company website and updated content using Strapi CMS</w:t>
       </w:r>
     </w:p>
     <w:p>
@@ -1736,25 +1641,7 @@
           <w:sz w:val="32"/>
           <w:szCs w:val="32"/>
         </w:rPr>
-        <w:t xml:space="preserve">Built Web Applications using </w:t>
-      </w:r>
-      <w:proofErr w:type="spellStart"/>
-      <w:r>
-        <w:rPr>
-          <w:rFonts w:asciiTheme="majorBidi" w:eastAsia="Sarabun" w:hAnsiTheme="majorBidi" w:cstheme="majorBidi"/>
-          <w:sz w:val="32"/>
-          <w:szCs w:val="32"/>
-        </w:rPr>
-        <w:t>Streamlit</w:t>
-      </w:r>
-      <w:proofErr w:type="spellEnd"/>
-      <w:r>
-        <w:rPr>
-          <w:rFonts w:asciiTheme="majorBidi" w:eastAsia="Sarabun" w:hAnsiTheme="majorBidi" w:cstheme="majorBidi"/>
-          <w:sz w:val="32"/>
-          <w:szCs w:val="32"/>
-        </w:rPr>
-        <w:t xml:space="preserve"> for Excel data upload and automated data cleansing</w:t>
+        <w:t>Built Web Applications using Streamlit for Excel data upload and automated data cleansing</w:t>
       </w:r>
     </w:p>
     <w:p>
@@ -2007,7 +1894,7 @@
                 <w:rFonts w:ascii="Tahoma" w:eastAsia="Times New Roman" w:hAnsi="Tahoma" w:cs="Tahoma"/>
                 <w:color w:val="000000"/>
               </w:rPr>
-              <w:t>27</w:t>
+              <w:t>58</w:t>
             </w:r>
           </w:p>
         </w:tc>
@@ -2037,7 +1924,7 @@
                 <w:rFonts w:ascii="Tahoma" w:eastAsia="Times New Roman" w:hAnsi="Tahoma" w:cs="Tahoma"/>
                 <w:color w:val="000000"/>
               </w:rPr>
-              <w:t>204.74</w:t>
+              <w:t>364.17</w:t>
             </w:r>
           </w:p>
         </w:tc>
@@ -2067,7 +1954,7 @@
                 <w:rFonts w:ascii="Tahoma" w:eastAsia="Times New Roman" w:hAnsi="Tahoma" w:cs="Tahoma"/>
                 <w:color w:val="000000"/>
               </w:rPr>
-              <w:t>16.32</w:t>
+              <w:t>25.57</w:t>
             </w:r>
           </w:p>
         </w:tc>
@@ -2429,6 +2316,7 @@
           <w:sz w:val="32"/>
           <w:szCs w:val="32"/>
         </w:rPr>
+        <w:lastRenderedPageBreak/>
         <w:t>Create UI designs and prototypes using Adobe XD, including components and design libraries.</w:t>
       </w:r>
     </w:p>
@@ -2463,17 +2351,7 @@
           <w:sz w:val="32"/>
           <w:szCs w:val="32"/>
         </w:rPr>
-        <w:t xml:space="preserve">Create dashboard data visualizations using Google Data Studio (Looker Studio) connected to SQL </w:t>
-      </w:r>
-      <w:r>
-        <w:rPr>
-          <w:rFonts w:asciiTheme="majorBidi" w:eastAsia="Sarabun" w:hAnsiTheme="majorBidi" w:cstheme="majorBidi"/>
-          <w:bCs/>
-          <w:sz w:val="32"/>
-          <w:szCs w:val="32"/>
-        </w:rPr>
-        <w:lastRenderedPageBreak/>
-        <w:t>databases and Google Sheets data sources.</w:t>
+        <w:t>Create dashboard data visualizations using Google Data Studio (Looker Studio) connected to SQL databases and Google Sheets data sources.</w:t>
       </w:r>
     </w:p>
     <w:p>
@@ -2541,27 +2419,7 @@
           <w:sz w:val="32"/>
           <w:szCs w:val="32"/>
         </w:rPr>
-        <w:t xml:space="preserve">Interested in Data Science and completed the Data Science Essential course by </w:t>
-      </w:r>
-      <w:proofErr w:type="spellStart"/>
-      <w:r>
-        <w:rPr>
-          <w:rFonts w:asciiTheme="majorBidi" w:eastAsia="Sarabun" w:hAnsiTheme="majorBidi" w:cstheme="majorBidi"/>
-          <w:bCs/>
-          <w:sz w:val="32"/>
-          <w:szCs w:val="32"/>
-        </w:rPr>
-        <w:t>Botnoi</w:t>
-      </w:r>
-      <w:proofErr w:type="spellEnd"/>
-      <w:r>
-        <w:rPr>
-          <w:rFonts w:asciiTheme="majorBidi" w:eastAsia="Sarabun" w:hAnsiTheme="majorBidi" w:cstheme="majorBidi"/>
-          <w:bCs/>
-          <w:sz w:val="32"/>
-          <w:szCs w:val="32"/>
-        </w:rPr>
-        <w:t>.</w:t>
+        <w:t>Interested in Data Science and completed the Data Science Essential course by Botnoi.</w:t>
       </w:r>
     </w:p>
     <w:p>
@@ -2595,27 +2453,7 @@
           <w:sz w:val="32"/>
           <w:szCs w:val="32"/>
         </w:rPr>
-        <w:t xml:space="preserve">Able to create chatbots using the </w:t>
-      </w:r>
-      <w:proofErr w:type="spellStart"/>
-      <w:r>
-        <w:rPr>
-          <w:rFonts w:asciiTheme="majorBidi" w:eastAsia="Sarabun" w:hAnsiTheme="majorBidi" w:cstheme="majorBidi"/>
-          <w:bCs/>
-          <w:sz w:val="32"/>
-          <w:szCs w:val="32"/>
-        </w:rPr>
-        <w:t>Botnoi</w:t>
-      </w:r>
-      <w:proofErr w:type="spellEnd"/>
-      <w:r>
-        <w:rPr>
-          <w:rFonts w:asciiTheme="majorBidi" w:eastAsia="Sarabun" w:hAnsiTheme="majorBidi" w:cstheme="majorBidi"/>
-          <w:bCs/>
-          <w:sz w:val="32"/>
-          <w:szCs w:val="32"/>
-        </w:rPr>
-        <w:t xml:space="preserve"> platform and received the Certificate AI Chatbot Essential #1.</w:t>
+        <w:t>Able to create chatbots using the Botnoi platform and received the Certificate AI Chatbot Essential #1.</w:t>
       </w:r>
     </w:p>
     <w:p>
@@ -3347,7 +3185,6 @@
         </w:rPr>
         <w:t xml:space="preserve"> – </w:t>
       </w:r>
-      <w:proofErr w:type="spellStart"/>
       <w:r>
         <w:rPr>
           <w:rFonts w:asciiTheme="majorBidi" w:eastAsia="Sarabun" w:hAnsiTheme="majorBidi" w:cstheme="majorBidi"/>
@@ -3366,18 +3203,7 @@
           <w:sz w:val="32"/>
           <w:szCs w:val="32"/>
         </w:rPr>
-        <w:t>elogic</w:t>
-      </w:r>
-      <w:proofErr w:type="spellEnd"/>
-      <w:r>
-        <w:rPr>
-          <w:rFonts w:asciiTheme="majorBidi" w:eastAsia="Sarabun" w:hAnsiTheme="majorBidi" w:cstheme="majorBidi"/>
-          <w:b/>
-          <w:bCs/>
-          <w:sz w:val="32"/>
-          <w:szCs w:val="32"/>
-        </w:rPr>
-        <w:t xml:space="preserve"> </w:t>
+        <w:t xml:space="preserve">elogic </w:t>
       </w:r>
       <w:r>
         <w:rPr>
@@ -3397,29 +3223,7 @@
           <w:sz w:val="32"/>
           <w:szCs w:val="32"/>
         </w:rPr>
-        <w:t>elecom (</w:t>
-      </w:r>
-      <w:proofErr w:type="spellStart"/>
-      <w:r>
-        <w:rPr>
-          <w:rFonts w:asciiTheme="majorBidi" w:eastAsia="Sarabun" w:hAnsiTheme="majorBidi" w:cstheme="majorBidi"/>
-          <w:b/>
-          <w:bCs/>
-          <w:sz w:val="32"/>
-          <w:szCs w:val="32"/>
-        </w:rPr>
-        <w:t>thailand</w:t>
-      </w:r>
-      <w:proofErr w:type="spellEnd"/>
-      <w:r>
-        <w:rPr>
-          <w:rFonts w:asciiTheme="majorBidi" w:eastAsia="Sarabun" w:hAnsiTheme="majorBidi" w:cstheme="majorBidi"/>
-          <w:b/>
-          <w:bCs/>
-          <w:sz w:val="32"/>
-          <w:szCs w:val="32"/>
-        </w:rPr>
-        <w:t>) co. ltd</w:t>
+        <w:t>elecom (thailand) co. ltd</w:t>
       </w:r>
     </w:p>
     <w:p>
@@ -3487,6 +3291,7 @@
           <w:sz w:val="32"/>
           <w:szCs w:val="32"/>
         </w:rPr>
+        <w:lastRenderedPageBreak/>
         <w:t>Support and maintain USSD and UND systems.</w:t>
       </w:r>
     </w:p>
@@ -3536,7 +3341,6 @@
           <w:sz w:val="32"/>
           <w:szCs w:val="32"/>
         </w:rPr>
-        <w:lastRenderedPageBreak/>
         <w:t>2010 – 201</w:t>
       </w:r>
       <w:r>
@@ -3907,25 +3711,7 @@
           <w:sz w:val="32"/>
           <w:szCs w:val="32"/>
         </w:rPr>
-        <w:t xml:space="preserve">Managed </w:t>
-      </w:r>
-      <w:proofErr w:type="spellStart"/>
-      <w:r>
-        <w:rPr>
-          <w:rFonts w:asciiTheme="majorBidi" w:eastAsia="Sarabun" w:hAnsiTheme="majorBidi" w:cstheme="majorBidi"/>
-          <w:sz w:val="32"/>
-          <w:szCs w:val="32"/>
-        </w:rPr>
-        <w:t>VisualSVN</w:t>
-      </w:r>
-      <w:proofErr w:type="spellEnd"/>
-      <w:r>
-        <w:rPr>
-          <w:rFonts w:asciiTheme="majorBidi" w:eastAsia="Sarabun" w:hAnsiTheme="majorBidi" w:cstheme="majorBidi"/>
-          <w:sz w:val="32"/>
-          <w:szCs w:val="32"/>
-        </w:rPr>
-        <w:t xml:space="preserve"> Server and TortoiseSVN for document versioning and baseline control</w:t>
+        <w:t>Managed VisualSVN Server and TortoiseSVN for document versioning and baseline control</w:t>
       </w:r>
     </w:p>
     <w:p>
@@ -4315,7 +4101,6 @@
           <w:sz w:val="32"/>
           <w:szCs w:val="32"/>
         </w:rPr>
-        <w:lastRenderedPageBreak/>
         <w:t>2003 – 2004</w:t>
       </w:r>
       <w:r>
@@ -4334,29 +4119,7 @@
           <w:sz w:val="32"/>
           <w:szCs w:val="32"/>
         </w:rPr>
-        <w:t xml:space="preserve">Project Coordinator – </w:t>
-      </w:r>
-      <w:proofErr w:type="spellStart"/>
-      <w:r>
-        <w:rPr>
-          <w:rFonts w:asciiTheme="majorBidi" w:eastAsia="Sarabun" w:hAnsiTheme="majorBidi" w:cstheme="majorBidi"/>
-          <w:b/>
-          <w:bCs/>
-          <w:sz w:val="32"/>
-          <w:szCs w:val="32"/>
-        </w:rPr>
-        <w:t>Psquare</w:t>
-      </w:r>
-      <w:proofErr w:type="spellEnd"/>
-      <w:r>
-        <w:rPr>
-          <w:rFonts w:asciiTheme="majorBidi" w:eastAsia="Sarabun" w:hAnsiTheme="majorBidi" w:cstheme="majorBidi"/>
-          <w:b/>
-          <w:bCs/>
-          <w:sz w:val="32"/>
-          <w:szCs w:val="32"/>
-        </w:rPr>
-        <w:t xml:space="preserve"> Holding</w:t>
+        <w:t>Project Coordinator – Psquare Holding</w:t>
       </w:r>
     </w:p>
     <w:p>
@@ -4654,25 +4417,7 @@
           <w:sz w:val="32"/>
           <w:szCs w:val="32"/>
         </w:rPr>
-        <w:t xml:space="preserve">2023 Prompt Engineering 101 for ChatGPT Expert – </w:t>
-      </w:r>
-      <w:proofErr w:type="spellStart"/>
-      <w:r>
-        <w:rPr>
-          <w:rFonts w:asciiTheme="majorBidi" w:eastAsia="Sarabun" w:hAnsiTheme="majorBidi" w:cstheme="majorBidi"/>
-          <w:sz w:val="32"/>
-          <w:szCs w:val="32"/>
-        </w:rPr>
-        <w:t>Rangsit</w:t>
-      </w:r>
-      <w:proofErr w:type="spellEnd"/>
-      <w:r>
-        <w:rPr>
-          <w:rFonts w:asciiTheme="majorBidi" w:eastAsia="Sarabun" w:hAnsiTheme="majorBidi" w:cstheme="majorBidi"/>
-          <w:sz w:val="32"/>
-          <w:szCs w:val="32"/>
-        </w:rPr>
-        <w:t xml:space="preserve"> University</w:t>
+        <w:t>2023 Prompt Engineering 101 for ChatGPT Expert – Rangsit University</w:t>
       </w:r>
     </w:p>
     <w:p>
@@ -4703,25 +4448,7 @@
           <w:sz w:val="32"/>
           <w:szCs w:val="32"/>
         </w:rPr>
-        <w:t xml:space="preserve">2022 Intermediate Data Science – </w:t>
-      </w:r>
-      <w:proofErr w:type="spellStart"/>
-      <w:r>
-        <w:rPr>
-          <w:rFonts w:asciiTheme="majorBidi" w:eastAsia="Sarabun" w:hAnsiTheme="majorBidi" w:cstheme="majorBidi"/>
-          <w:sz w:val="32"/>
-          <w:szCs w:val="32"/>
-        </w:rPr>
-        <w:t>GBDi</w:t>
-      </w:r>
-      <w:proofErr w:type="spellEnd"/>
-      <w:r>
-        <w:rPr>
-          <w:rFonts w:asciiTheme="majorBidi" w:eastAsia="Sarabun" w:hAnsiTheme="majorBidi" w:cstheme="majorBidi"/>
-          <w:sz w:val="32"/>
-          <w:szCs w:val="32"/>
-        </w:rPr>
-        <w:t xml:space="preserve"> (under DEPA and Ministry of Digital Economy)</w:t>
+        <w:t>2022 Intermediate Data Science – GBDi (under DEPA and Ministry of Digital Economy)</w:t>
       </w:r>
     </w:p>
     <w:p>
@@ -4814,18 +4541,8 @@
           <w:sz w:val="32"/>
           <w:szCs w:val="32"/>
         </w:rPr>
-        <w:t xml:space="preserve">2022 Essential Pandas for Data Science – </w:t>
-      </w:r>
-      <w:proofErr w:type="spellStart"/>
-      <w:r>
-        <w:rPr>
-          <w:rFonts w:asciiTheme="majorBidi" w:eastAsia="Sarabun" w:hAnsiTheme="majorBidi" w:cstheme="majorBidi"/>
-          <w:sz w:val="32"/>
-          <w:szCs w:val="32"/>
-        </w:rPr>
-        <w:t>Skooldio</w:t>
-      </w:r>
-      <w:proofErr w:type="spellEnd"/>
+        <w:t>2022 Essential Pandas for Data Science – Skooldio</w:t>
+      </w:r>
     </w:p>
     <w:p>
       <w:pPr>
@@ -4855,25 +4572,7 @@
           <w:sz w:val="32"/>
           <w:szCs w:val="32"/>
         </w:rPr>
-        <w:t xml:space="preserve">2021 Data Science Essentials – </w:t>
-      </w:r>
-      <w:proofErr w:type="spellStart"/>
-      <w:r>
-        <w:rPr>
-          <w:rFonts w:asciiTheme="majorBidi" w:eastAsia="Sarabun" w:hAnsiTheme="majorBidi" w:cstheme="majorBidi"/>
-          <w:sz w:val="32"/>
-          <w:szCs w:val="32"/>
-        </w:rPr>
-        <w:t>Botnoi</w:t>
-      </w:r>
-      <w:proofErr w:type="spellEnd"/>
-      <w:r>
-        <w:rPr>
-          <w:rFonts w:asciiTheme="majorBidi" w:eastAsia="Sarabun" w:hAnsiTheme="majorBidi" w:cstheme="majorBidi"/>
-          <w:sz w:val="32"/>
-          <w:szCs w:val="32"/>
-        </w:rPr>
-        <w:t xml:space="preserve"> (Batch 4)</w:t>
+        <w:t>2021 Data Science Essentials – Botnoi (Batch 4)</w:t>
       </w:r>
     </w:p>
     <w:p>
@@ -4904,25 +4603,7 @@
           <w:sz w:val="32"/>
           <w:szCs w:val="32"/>
         </w:rPr>
-        <w:t xml:space="preserve">2021 Chatbot Tool Training – </w:t>
-      </w:r>
-      <w:proofErr w:type="spellStart"/>
-      <w:r>
-        <w:rPr>
-          <w:rFonts w:asciiTheme="majorBidi" w:eastAsia="Sarabun" w:hAnsiTheme="majorBidi" w:cstheme="majorBidi"/>
-          <w:sz w:val="32"/>
-          <w:szCs w:val="32"/>
-        </w:rPr>
-        <w:t>Botnoi</w:t>
-      </w:r>
-      <w:proofErr w:type="spellEnd"/>
-      <w:r>
-        <w:rPr>
-          <w:rFonts w:asciiTheme="majorBidi" w:eastAsia="Sarabun" w:hAnsiTheme="majorBidi" w:cstheme="majorBidi"/>
-          <w:sz w:val="32"/>
-          <w:szCs w:val="32"/>
-        </w:rPr>
-        <w:t xml:space="preserve"> SME Platform</w:t>
+        <w:t>2021 Chatbot Tool Training – Botnoi SME Platform</w:t>
       </w:r>
     </w:p>
     <w:p>
@@ -4953,25 +4634,7 @@
           <w:sz w:val="32"/>
           <w:szCs w:val="32"/>
         </w:rPr>
-        <w:t xml:space="preserve">2020–2021 Big Data for Consumer Insight Analysis – </w:t>
-      </w:r>
-      <w:proofErr w:type="spellStart"/>
-      <w:r>
-        <w:rPr>
-          <w:rFonts w:asciiTheme="majorBidi" w:eastAsia="Sarabun" w:hAnsiTheme="majorBidi" w:cstheme="majorBidi"/>
-          <w:sz w:val="32"/>
-          <w:szCs w:val="32"/>
-        </w:rPr>
-        <w:t>Sripatum</w:t>
-      </w:r>
-      <w:proofErr w:type="spellEnd"/>
-      <w:r>
-        <w:rPr>
-          <w:rFonts w:asciiTheme="majorBidi" w:eastAsia="Sarabun" w:hAnsiTheme="majorBidi" w:cstheme="majorBidi"/>
-          <w:sz w:val="32"/>
-          <w:szCs w:val="32"/>
-        </w:rPr>
-        <w:t xml:space="preserve"> University (Non-Degree)</w:t>
+        <w:t>2020–2021 Big Data for Consumer Insight Analysis – Sripatum University (Non-Degree)</w:t>
       </w:r>
     </w:p>
     <w:p>
@@ -5064,18 +4727,8 @@
           <w:sz w:val="32"/>
           <w:szCs w:val="32"/>
         </w:rPr>
-        <w:t xml:space="preserve">2019 UX/UI for Mobile App + Adobe XD Workshops – </w:t>
-      </w:r>
-      <w:proofErr w:type="spellStart"/>
-      <w:r>
-        <w:rPr>
-          <w:rFonts w:asciiTheme="majorBidi" w:eastAsia="Sarabun" w:hAnsiTheme="majorBidi" w:cstheme="majorBidi"/>
-          <w:sz w:val="32"/>
-          <w:szCs w:val="32"/>
-        </w:rPr>
-        <w:t>Codemobiles</w:t>
-      </w:r>
-      <w:proofErr w:type="spellEnd"/>
+        <w:t>2019 UX/UI for Mobile App + Adobe XD Workshops – Codemobiles</w:t>
+      </w:r>
     </w:p>
     <w:p>
       <w:pPr>
@@ -5209,7 +4862,6 @@
           <w:sz w:val="32"/>
           <w:szCs w:val="32"/>
         </w:rPr>
-        <w:lastRenderedPageBreak/>
         <w:t>Professional Skills</w:t>
       </w:r>
     </w:p>
@@ -5503,27 +5155,7 @@
           <w:sz w:val="32"/>
           <w:szCs w:val="32"/>
         </w:rPr>
-        <w:t>Python (</w:t>
-      </w:r>
-      <w:proofErr w:type="spellStart"/>
-      <w:r>
-        <w:rPr>
-          <w:rFonts w:asciiTheme="majorBidi" w:eastAsia="Sarabun" w:hAnsiTheme="majorBidi" w:cstheme="majorBidi"/>
-          <w:color w:val="000000"/>
-          <w:sz w:val="32"/>
-          <w:szCs w:val="32"/>
-        </w:rPr>
-        <w:t>Numpy</w:t>
-      </w:r>
-      <w:proofErr w:type="spellEnd"/>
-      <w:r>
-        <w:rPr>
-          <w:rFonts w:asciiTheme="majorBidi" w:eastAsia="Sarabun" w:hAnsiTheme="majorBidi" w:cstheme="majorBidi"/>
-          <w:color w:val="000000"/>
-          <w:sz w:val="32"/>
-          <w:szCs w:val="32"/>
-        </w:rPr>
-        <w:t>, Pandas)</w:t>
+        <w:t>Python (Numpy, Pandas)</w:t>
       </w:r>
     </w:p>
     <w:p>
@@ -5615,7 +5247,6 @@
           <w:szCs w:val="32"/>
         </w:rPr>
       </w:pPr>
-      <w:proofErr w:type="spellStart"/>
       <w:r>
         <w:rPr>
           <w:rFonts w:asciiTheme="majorBidi" w:eastAsia="Sarabun" w:hAnsiTheme="majorBidi" w:cstheme="majorBidi"/>
@@ -5623,17 +5254,7 @@
           <w:sz w:val="32"/>
           <w:szCs w:val="32"/>
         </w:rPr>
-        <w:t>Roboflow</w:t>
-      </w:r>
-      <w:proofErr w:type="spellEnd"/>
-      <w:r>
-        <w:rPr>
-          <w:rFonts w:asciiTheme="majorBidi" w:eastAsia="Sarabun" w:hAnsiTheme="majorBidi" w:cstheme="majorBidi"/>
-          <w:color w:val="000000"/>
-          <w:sz w:val="32"/>
-          <w:szCs w:val="32"/>
-        </w:rPr>
-        <w:t xml:space="preserve"> + YOLO</w:t>
+        <w:t>Roboflow + YOLO</w:t>
       </w:r>
     </w:p>
     <w:p>
@@ -5692,7 +5313,6 @@
           <w:szCs w:val="32"/>
         </w:rPr>
       </w:pPr>
-      <w:proofErr w:type="spellStart"/>
       <w:r>
         <w:rPr>
           <w:rFonts w:asciiTheme="majorBidi" w:eastAsia="Sarabun" w:hAnsiTheme="majorBidi" w:cstheme="majorBidi"/>
@@ -5702,7 +5322,6 @@
         </w:rPr>
         <w:t>Streamlit</w:t>
       </w:r>
-      <w:proofErr w:type="spellEnd"/>
     </w:p>
     <w:p>
       <w:pPr>
@@ -6027,27 +5646,7 @@
           <w:sz w:val="32"/>
           <w:szCs w:val="32"/>
         </w:rPr>
-        <w:t>WordPress (</w:t>
-      </w:r>
-      <w:proofErr w:type="spellStart"/>
-      <w:r>
-        <w:rPr>
-          <w:rFonts w:asciiTheme="majorBidi" w:eastAsia="Sarabun" w:hAnsiTheme="majorBidi" w:cstheme="majorBidi"/>
-          <w:color w:val="000000"/>
-          <w:sz w:val="32"/>
-          <w:szCs w:val="32"/>
-        </w:rPr>
-        <w:t>Elementor</w:t>
-      </w:r>
-      <w:proofErr w:type="spellEnd"/>
-      <w:r>
-        <w:rPr>
-          <w:rFonts w:asciiTheme="majorBidi" w:eastAsia="Sarabun" w:hAnsiTheme="majorBidi" w:cstheme="majorBidi"/>
-          <w:color w:val="000000"/>
-          <w:sz w:val="32"/>
-          <w:szCs w:val="32"/>
-        </w:rPr>
-        <w:t xml:space="preserve"> + WooCommerce)</w:t>
+        <w:t>WordPress (Elementor + WooCommerce)</w:t>
       </w:r>
     </w:p>
     <w:p>
@@ -6175,6 +5774,7 @@
           <w:sz w:val="32"/>
           <w:szCs w:val="32"/>
         </w:rPr>
+        <w:lastRenderedPageBreak/>
         <w:t>Monday.com, Trello</w:t>
       </w:r>
     </w:p>
@@ -6226,7 +5826,6 @@
           <w:sz w:val="32"/>
           <w:szCs w:val="32"/>
         </w:rPr>
-        <w:lastRenderedPageBreak/>
         <w:t>Chatbot Tools:</w:t>
       </w:r>
     </w:p>
@@ -6253,7 +5852,6 @@
           <w:szCs w:val="32"/>
         </w:rPr>
       </w:pPr>
-      <w:proofErr w:type="spellStart"/>
       <w:r>
         <w:rPr>
           <w:rFonts w:asciiTheme="majorBidi" w:eastAsia="Sarabun" w:hAnsiTheme="majorBidi" w:cstheme="majorBidi"/>
@@ -6261,17 +5859,7 @@
           <w:sz w:val="32"/>
           <w:szCs w:val="32"/>
         </w:rPr>
-        <w:t>Botnoi</w:t>
-      </w:r>
-      <w:proofErr w:type="spellEnd"/>
-      <w:r>
-        <w:rPr>
-          <w:rFonts w:asciiTheme="majorBidi" w:eastAsia="Sarabun" w:hAnsiTheme="majorBidi" w:cstheme="majorBidi"/>
-          <w:color w:val="000000"/>
-          <w:sz w:val="32"/>
-          <w:szCs w:val="32"/>
-        </w:rPr>
-        <w:t xml:space="preserve"> SME Platform</w:t>
+        <w:t>Botnoi SME Platform</w:t>
       </w:r>
     </w:p>
     <w:p>
@@ -6297,8 +5885,6 @@
           <w:szCs w:val="32"/>
         </w:rPr>
       </w:pPr>
-      <w:proofErr w:type="spellStart"/>
-      <w:proofErr w:type="gramStart"/>
       <w:r>
         <w:rPr>
           <w:rFonts w:asciiTheme="majorBidi" w:eastAsia="Sarabun" w:hAnsiTheme="majorBidi" w:cstheme="majorBidi"/>
@@ -6308,8 +5894,6 @@
         </w:rPr>
         <w:t>DialogFlow</w:t>
       </w:r>
-      <w:proofErr w:type="spellEnd"/>
-      <w:proofErr w:type="gramEnd"/>
     </w:p>
     <w:p>
       <w:pPr>
@@ -6398,7 +5982,6 @@
           <w:szCs w:val="32"/>
         </w:rPr>
       </w:pPr>
-      <w:proofErr w:type="spellStart"/>
       <w:r>
         <w:rPr>
           <w:rFonts w:asciiTheme="majorBidi" w:eastAsia="Sarabun" w:hAnsiTheme="majorBidi" w:cstheme="majorBidi"/>
@@ -6408,7 +5991,6 @@
         </w:rPr>
         <w:t>Justinmind</w:t>
       </w:r>
-      <w:proofErr w:type="spellEnd"/>
     </w:p>
     <w:sectPr>
       <w:pgSz w:w="11900" w:h="16840"/>
